--- a/luastg_aex/Bundle-After-Ex-Plus/说明文档/借物表与版权说明.docx
+++ b/luastg_aex/Bundle-After-Ex-Plus/说明文档/借物表与版权说明.docx
@@ -18,48 +18,105 @@
         <w:jc w:val="center"/>
         <w:textAlignment w:val="auto"/>
         <w:rPr>
+          <w:rFonts w:hint="eastAsia" w:ascii="黑体" w:hAnsi="黑体" w:eastAsia="黑体" w:cs="黑体"/>
+          <w:sz w:val="28"/>
+          <w:szCs w:val="28"/>
+          <w:lang w:val="en-US" w:eastAsia="zh-CN"/>
+        </w:rPr>
+      </w:pPr>
+      <w:r>
+        <w:rPr>
+          <w:rFonts w:hint="eastAsia" w:ascii="黑体" w:hAnsi="黑体" w:eastAsia="黑体" w:cs="黑体"/>
+          <w:sz w:val="28"/>
+          <w:szCs w:val="28"/>
+          <w:lang w:eastAsia="zh-CN"/>
+        </w:rPr>
+        <w:t>《</w:t>
+      </w:r>
+      <w:r>
+        <w:rPr>
+          <w:rFonts w:hint="eastAsia" w:ascii="黑体" w:hAnsi="黑体" w:eastAsia="黑体" w:cs="黑体"/>
+          <w:sz w:val="28"/>
+          <w:szCs w:val="28"/>
+          <w:lang w:val="en-US" w:eastAsia="zh-CN"/>
+        </w:rPr>
+        <w:t>东方秽漫洋</w:t>
+      </w:r>
+      <w:r>
+        <w:rPr>
+          <w:rFonts w:hint="eastAsia" w:ascii="黑体" w:hAnsi="黑体" w:eastAsia="黑体" w:cs="黑体"/>
+          <w:sz w:val="28"/>
+          <w:szCs w:val="28"/>
+          <w:lang w:eastAsia="zh-CN"/>
+        </w:rPr>
+        <w:t>》</w:t>
+      </w:r>
+      <w:r>
+        <w:rPr>
+          <w:rFonts w:hint="eastAsia" w:ascii="黑体" w:hAnsi="黑体" w:eastAsia="黑体" w:cs="黑体"/>
+          <w:sz w:val="28"/>
+          <w:szCs w:val="28"/>
+          <w:lang w:val="en-US" w:eastAsia="zh-CN"/>
+        </w:rPr>
+        <w:t>借物表与版权说明</w:t>
+      </w:r>
+    </w:p>
+    <w:p>
+      <w:pPr>
+        <w:pageBreakBefore w:val="0"/>
+        <w:kinsoku/>
+        <w:wordWrap/>
+        <w:overflowPunct/>
+        <w:topLinePunct w:val="0"/>
+        <w:autoSpaceDE/>
+        <w:autoSpaceDN/>
+        <w:bidi w:val="0"/>
+        <w:adjustRightInd/>
+        <w:snapToGrid/>
+        <w:spacing w:line="360" w:lineRule="auto"/>
+        <w:jc w:val="center"/>
+        <w:textAlignment w:val="auto"/>
+        <w:rPr>
+          <w:rFonts w:hint="default" w:ascii="楷体" w:hAnsi="楷体" w:eastAsia="楷体" w:cs="楷体"/>
+          <w:sz w:val="21"/>
+          <w:szCs w:val="21"/>
+          <w:lang w:val="en-US" w:eastAsia="zh-CN"/>
+        </w:rPr>
+      </w:pPr>
+      <w:r>
+        <w:rPr>
+          <w:rFonts w:hint="eastAsia" w:ascii="楷体" w:hAnsi="楷体" w:eastAsia="楷体" w:cs="楷体"/>
+          <w:sz w:val="21"/>
+          <w:szCs w:val="21"/>
+          <w:lang w:val="en-US" w:eastAsia="zh-CN"/>
+        </w:rPr>
+        <w:t>Version:v1.00</w:t>
+      </w:r>
+    </w:p>
+    <w:p>
+      <w:pPr>
+        <w:pageBreakBefore w:val="0"/>
+        <w:kinsoku/>
+        <w:wordWrap/>
+        <w:overflowPunct/>
+        <w:topLinePunct w:val="0"/>
+        <w:autoSpaceDE/>
+        <w:autoSpaceDN/>
+        <w:bidi w:val="0"/>
+        <w:adjustRightInd/>
+        <w:snapToGrid/>
+        <w:spacing w:line="360" w:lineRule="auto"/>
+        <w:jc w:val="both"/>
+        <w:textAlignment w:val="auto"/>
+        <w:rPr>
           <w:rFonts w:hint="default" w:ascii="黑体" w:hAnsi="黑体" w:eastAsia="黑体" w:cs="黑体"/>
           <w:sz w:val="28"/>
           <w:szCs w:val="28"/>
           <w:lang w:val="en-US" w:eastAsia="zh-CN"/>
         </w:rPr>
       </w:pPr>
-      <w:r>
-        <w:rPr>
-          <w:rFonts w:hint="eastAsia" w:ascii="黑体" w:hAnsi="黑体" w:eastAsia="黑体" w:cs="黑体"/>
-          <w:sz w:val="28"/>
-          <w:szCs w:val="28"/>
-          <w:lang w:eastAsia="zh-CN"/>
-        </w:rPr>
-        <w:t>《</w:t>
-      </w:r>
-      <w:r>
-        <w:rPr>
-          <w:rFonts w:hint="eastAsia" w:ascii="黑体" w:hAnsi="黑体" w:eastAsia="黑体" w:cs="黑体"/>
-          <w:sz w:val="28"/>
-          <w:szCs w:val="28"/>
-          <w:lang w:val="en-US" w:eastAsia="zh-CN"/>
-        </w:rPr>
-        <w:t>东方秽漫洋</w:t>
-      </w:r>
-      <w:r>
-        <w:rPr>
-          <w:rFonts w:hint="eastAsia" w:ascii="黑体" w:hAnsi="黑体" w:eastAsia="黑体" w:cs="黑体"/>
-          <w:sz w:val="28"/>
-          <w:szCs w:val="28"/>
-          <w:lang w:eastAsia="zh-CN"/>
-        </w:rPr>
-        <w:t>》</w:t>
-      </w:r>
-      <w:r>
-        <w:rPr>
-          <w:rFonts w:hint="eastAsia" w:ascii="黑体" w:hAnsi="黑体" w:eastAsia="黑体" w:cs="黑体"/>
-          <w:sz w:val="28"/>
-          <w:szCs w:val="28"/>
-          <w:lang w:val="en-US" w:eastAsia="zh-CN"/>
-        </w:rPr>
-        <w:t>借物表与版权说明</w:t>
-      </w:r>
+      <w:bookmarkStart w:id="0" w:name="_GoBack"/>
+      <w:bookmarkEnd w:id="0"/>
     </w:p>
     <w:p>
       <w:pPr>
@@ -968,16 +1025,7 @@
           <w:rFonts w:hint="eastAsia"/>
           <w:lang w:val="en-US" w:eastAsia="zh-CN"/>
         </w:rPr>
-        <w:t>，包括但不限于：游戏实况，解读剧情，ost改编，弹幕重新设计，补丁和插</w:t>
-      </w:r>
-      <w:bookmarkStart w:id="0" w:name="_GoBack"/>
-      <w:bookmarkEnd w:id="0"/>
-      <w:r>
-        <w:rPr>
-          <w:rFonts w:hint="eastAsia"/>
-          <w:lang w:val="en-US" w:eastAsia="zh-CN"/>
-        </w:rPr>
-        <w:t>件。</w:t>
+        <w:t>，包括但不限于：游戏实况，解读剧情，ost改编，弹幕重新设计，补丁和插件。</w:t>
       </w:r>
     </w:p>
     <w:sectPr>

--- a/luastg_aex/Bundle-After-Ex-Plus/说明文档/借物表与版权说明.docx
+++ b/luastg_aex/Bundle-After-Ex-Plus/说明文档/借物表与版权说明.docx
@@ -90,8 +90,10 @@
           <w:szCs w:val="21"/>
           <w:lang w:val="en-US" w:eastAsia="zh-CN"/>
         </w:rPr>
-        <w:t>Version:v1.00</w:t>
-      </w:r>
+        <w:t>Version:v1.01</w:t>
+      </w:r>
+      <w:bookmarkStart w:id="0" w:name="_GoBack"/>
+      <w:bookmarkEnd w:id="0"/>
     </w:p>
     <w:p>
       <w:pPr>
@@ -115,8 +117,6 @@
           <w:lang w:val="en-US" w:eastAsia="zh-CN"/>
         </w:rPr>
       </w:pPr>
-      <w:bookmarkStart w:id="0" w:name="_GoBack"/>
-      <w:bookmarkEnd w:id="0"/>
     </w:p>
     <w:p>
       <w:pPr>

--- a/luastg_aex/Bundle-After-Ex-Plus/说明文档/借物表与版权说明.docx
+++ b/luastg_aex/Bundle-After-Ex-Plus/说明文档/借物表与版权说明.docx
@@ -90,7 +90,7 @@
           <w:szCs w:val="21"/>
           <w:lang w:val="en-US" w:eastAsia="zh-CN"/>
         </w:rPr>
-        <w:t>Version:v1.01</w:t>
+        <w:t>Version:v1.01b</w:t>
       </w:r>
       <w:bookmarkStart w:id="0" w:name="_GoBack"/>
       <w:bookmarkEnd w:id="0"/>
@@ -196,8 +196,64 @@
           <w:rFonts w:hint="eastAsia"/>
           <w:lang w:val="en-US" w:eastAsia="zh-CN"/>
         </w:rPr>
-        <w:t>Staff曲：https://www.bilibili.com/video/BV1pK411V7N5/</w:t>
-      </w:r>
+        <w:t>Staff曲：</w:t>
+      </w:r>
+      <w:r>
+        <w:rPr>
+          <w:rFonts w:hint="eastAsia"/>
+          <w:lang w:val="en-US" w:eastAsia="zh-CN"/>
+        </w:rPr>
+        <w:fldChar w:fldCharType="begin"/>
+      </w:r>
+      <w:r>
+        <w:rPr>
+          <w:rFonts w:hint="eastAsia"/>
+          <w:lang w:val="en-US" w:eastAsia="zh-CN"/>
+        </w:rPr>
+        <w:instrText xml:space="preserve"> HYPERLINK "https://www.bilibili.com/video/BV1pK411V7N5/" </w:instrText>
+      </w:r>
+      <w:r>
+        <w:rPr>
+          <w:rFonts w:hint="eastAsia"/>
+          <w:lang w:val="en-US" w:eastAsia="zh-CN"/>
+        </w:rPr>
+        <w:fldChar w:fldCharType="separate"/>
+      </w:r>
+      <w:r>
+        <w:rPr>
+          <w:rStyle w:val="5"/>
+          <w:rFonts w:hint="eastAsia"/>
+          <w:lang w:val="en-US" w:eastAsia="zh-CN"/>
+        </w:rPr>
+        <w:t>https://www.bilibili.com/video/BV1pK411V7N5/</w:t>
+      </w:r>
+      <w:r>
+        <w:rPr>
+          <w:rFonts w:hint="eastAsia"/>
+          <w:lang w:val="en-US" w:eastAsia="zh-CN"/>
+        </w:rPr>
+        <w:fldChar w:fldCharType="end"/>
+      </w:r>
+    </w:p>
+    <w:p>
+      <w:pPr>
+        <w:pageBreakBefore w:val="0"/>
+        <w:kinsoku/>
+        <w:wordWrap/>
+        <w:overflowPunct/>
+        <w:topLinePunct w:val="0"/>
+        <w:autoSpaceDE/>
+        <w:autoSpaceDN/>
+        <w:bidi w:val="0"/>
+        <w:adjustRightInd/>
+        <w:snapToGrid/>
+        <w:spacing w:line="360" w:lineRule="auto"/>
+        <w:textAlignment w:val="auto"/>
+        <w:rPr>
+          <w:rFonts w:hint="eastAsia"/>
+          <w:lang w:val="en-US" w:eastAsia="zh-CN"/>
+        </w:rPr>
+      </w:pPr>
     </w:p>
     <w:p>
       <w:pPr>
@@ -623,6 +679,186 @@
         <w:spacing w:line="360" w:lineRule="auto"/>
         <w:textAlignment w:val="auto"/>
         <w:rPr>
+          <w:rFonts w:hint="eastAsia"/>
+          <w:lang w:val="en-US" w:eastAsia="zh-CN"/>
+        </w:rPr>
+      </w:pPr>
+      <w:r>
+        <w:rPr>
+          <w:rFonts w:hint="eastAsia"/>
+          <w:lang w:val="en-US" w:eastAsia="zh-CN"/>
+        </w:rPr>
+        <w:t>部分素材使用AI辅助完成：</w:t>
+      </w:r>
+    </w:p>
+    <w:p>
+      <w:pPr>
+        <w:pageBreakBefore w:val="0"/>
+        <w:kinsoku/>
+        <w:wordWrap/>
+        <w:overflowPunct/>
+        <w:topLinePunct w:val="0"/>
+        <w:autoSpaceDE/>
+        <w:autoSpaceDN/>
+        <w:bidi w:val="0"/>
+        <w:adjustRightInd/>
+        <w:snapToGrid/>
+        <w:spacing w:line="360" w:lineRule="auto"/>
+        <w:textAlignment w:val="auto"/>
+        <w:rPr>
+          <w:rFonts w:hint="eastAsia"/>
+          <w:lang w:val="en-US" w:eastAsia="zh-CN"/>
+        </w:rPr>
+      </w:pPr>
+      <w:r>
+        <w:rPr>
+          <w:rFonts w:hint="eastAsia"/>
+          <w:lang w:val="en-US" w:eastAsia="zh-CN"/>
+        </w:rPr>
+        <w:t>a.穹海涟析的自机行走图：</w:t>
+      </w:r>
+      <w:r>
+        <w:rPr>
+          <w:rFonts w:hint="eastAsia" w:ascii="黑体" w:hAnsi="黑体" w:eastAsia="黑体" w:cs="黑体"/>
+          <w:color w:val="7030A0"/>
+          <w:lang w:val="en-US" w:eastAsia="zh-CN"/>
+        </w:rPr>
+        <w:t>自行绘制的normal立绘</w:t>
+      </w:r>
+      <w:r>
+        <w:rPr>
+          <w:rFonts w:hint="eastAsia"/>
+          <w:lang w:val="en-US" w:eastAsia="zh-CN"/>
+        </w:rPr>
+        <w:t>→AI修改姿势→AI补帧</w:t>
+      </w:r>
+    </w:p>
+    <w:p>
+      <w:pPr>
+        <w:pageBreakBefore w:val="0"/>
+        <w:kinsoku/>
+        <w:wordWrap/>
+        <w:overflowPunct/>
+        <w:topLinePunct w:val="0"/>
+        <w:autoSpaceDE/>
+        <w:autoSpaceDN/>
+        <w:bidi w:val="0"/>
+        <w:adjustRightInd/>
+        <w:snapToGrid/>
+        <w:spacing w:line="360" w:lineRule="auto"/>
+        <w:textAlignment w:val="auto"/>
+        <w:rPr>
+          <w:rFonts w:hint="eastAsia"/>
+          <w:lang w:val="en-US" w:eastAsia="zh-CN"/>
+        </w:rPr>
+      </w:pPr>
+      <w:r>
+        <w:rPr>
+          <w:rFonts w:hint="eastAsia"/>
+          <w:lang w:val="en-US" w:eastAsia="zh-CN"/>
+        </w:rPr>
+        <w:t>b.穹海涟析的托腮立绘：</w:t>
+      </w:r>
+      <w:r>
+        <w:rPr>
+          <w:rFonts w:hint="eastAsia" w:ascii="黑体" w:hAnsi="黑体" w:eastAsia="黑体" w:cs="黑体"/>
+          <w:color w:val="7030A0"/>
+          <w:lang w:val="en-US" w:eastAsia="zh-CN"/>
+        </w:rPr>
+        <w:t>自行绘制的normal立绘</w:t>
+      </w:r>
+      <w:r>
+        <w:rPr>
+          <w:rFonts w:hint="eastAsia"/>
+          <w:lang w:val="en-US" w:eastAsia="zh-CN"/>
+        </w:rPr>
+        <w:t>→AI修改姿势→手动抠图，绘制表情</w:t>
+      </w:r>
+    </w:p>
+    <w:p>
+      <w:pPr>
+        <w:pageBreakBefore w:val="0"/>
+        <w:kinsoku/>
+        <w:wordWrap/>
+        <w:overflowPunct/>
+        <w:topLinePunct w:val="0"/>
+        <w:autoSpaceDE/>
+        <w:autoSpaceDN/>
+        <w:bidi w:val="0"/>
+        <w:adjustRightInd/>
+        <w:snapToGrid/>
+        <w:spacing w:line="360" w:lineRule="auto"/>
+        <w:textAlignment w:val="auto"/>
+        <w:rPr>
+          <w:rFonts w:hint="eastAsia"/>
+          <w:lang w:val="en-US" w:eastAsia="zh-CN"/>
+        </w:rPr>
+      </w:pPr>
+      <w:r>
+        <w:rPr>
+          <w:rFonts w:hint="eastAsia"/>
+          <w:lang w:val="en-US" w:eastAsia="zh-CN"/>
+        </w:rPr>
+        <w:t>c.战败cg：</w:t>
+      </w:r>
+      <w:r>
+        <w:rPr>
+          <w:rFonts w:hint="eastAsia" w:ascii="黑体" w:hAnsi="黑体" w:eastAsia="黑体" w:cs="黑体"/>
+          <w:color w:val="7030A0"/>
+          <w:lang w:val="en-US" w:eastAsia="zh-CN"/>
+        </w:rPr>
+        <w:t>自行绘制的normal立绘</w:t>
+      </w:r>
+      <w:r>
+        <w:rPr>
+          <w:rFonts w:hint="eastAsia"/>
+          <w:lang w:val="en-US" w:eastAsia="zh-CN"/>
+        </w:rPr>
+        <w:t>→AI修改姿势→AI生成背景素材→手动调色</w:t>
+      </w:r>
+    </w:p>
+    <w:p>
+      <w:pPr>
+        <w:pageBreakBefore w:val="0"/>
+        <w:kinsoku/>
+        <w:wordWrap/>
+        <w:overflowPunct/>
+        <w:topLinePunct w:val="0"/>
+        <w:autoSpaceDE/>
+        <w:autoSpaceDN/>
+        <w:bidi w:val="0"/>
+        <w:adjustRightInd/>
+        <w:snapToGrid/>
+        <w:spacing w:line="360" w:lineRule="auto"/>
+        <w:textAlignment w:val="auto"/>
+        <w:rPr>
+          <w:rFonts w:hint="eastAsia"/>
+          <w:lang w:val="en-US" w:eastAsia="zh-CN"/>
+        </w:rPr>
+      </w:pPr>
+      <w:r>
+        <w:rPr>
+          <w:rFonts w:hint="eastAsia"/>
+          <w:lang w:val="en-US" w:eastAsia="zh-CN"/>
+        </w:rPr>
+        <w:t>d.stage1,2切场背景，结局文本背景：《东方弹幕祭典：弹幕的复仇》中thlib中ui部分背景图片→AI消除文字→AI扩图→卷积神经网络无损放大</w:t>
+      </w:r>
+    </w:p>
+    <w:p>
+      <w:pPr>
+        <w:pageBreakBefore w:val="0"/>
+        <w:kinsoku/>
+        <w:wordWrap/>
+        <w:overflowPunct/>
+        <w:topLinePunct w:val="0"/>
+        <w:autoSpaceDE/>
+        <w:autoSpaceDN/>
+        <w:bidi w:val="0"/>
+        <w:adjustRightInd/>
+        <w:snapToGrid/>
+        <w:spacing w:line="360" w:lineRule="auto"/>
+        <w:textAlignment w:val="auto"/>
+        <w:rPr>
           <w:rFonts w:hint="default"/>
           <w:lang w:val="en-US" w:eastAsia="zh-CN"/>
         </w:rPr>
@@ -791,7 +1027,7 @@
           <w:color w:val="7030A0"/>
           <w:lang w:val="en-US" w:eastAsia="zh-CN"/>
         </w:rPr>
-        <w:t>除了上述素材，其余部分均为原创。</w:t>
+        <w:t>除了上述素材，其余部分均为完全的原创。</w:t>
       </w:r>
     </w:p>
     <w:p>
